--- a/bases/Wim_Fo/projects/IMDEV-9744 Ускорить передачу блокировок ДС МО - ФО/Документация/Отчет о тестировании IMDEV-9744 на Т-1.docx
+++ b/bases/Wim_Fo/projects/IMDEV-9744 Ускорить передачу блокировок ДС МО - ФО/Документация/Отчет о тестировании IMDEV-9744 на Т-1.docx
@@ -710,7 +710,7 @@
           <w:sz w:val="21"/>
           <w:szCs w:val="21"/>
         </w:rPr>
-        <w:t xml:space="preserve">Блокировки взяты на 28.10.2026 - последний день, когда в МО было 19 399 блокировок "Вознаграждение" (к 29.10 они сняты). Для теста они отправлены поручениями с тестовыми кодами, которые в конце помечены на удаление.</w:t>
+        <w:t xml:space="preserve">Массовых блокировок в копии Т-1 нет: блокировки "Вознаграждение" (19 399 на 28.10) сняты, и в истории копии от 30.10 на 28.10 осталось 36. Поэтому выборка с блокировками составлена из этих 36 блокировок и тестовых блокировок на минимальную сумму по денежным счетам других мандатов - по одной на мандат, как у блокировок "Вознаграждение". Все они отправлены поручениями с тестовыми кодами, которые в конце помечены на удаление. Время записи поручения в ФО от суммы не зависит.</w:t>
       </w:r>
     </w:p>
     <w:p>
